--- a/SRS/SRS_Vehicle_management_system.docx
+++ b/SRS/SRS_Vehicle_management_system.docx
@@ -177,7 +177,7 @@
               </wp:inline>
             </w:drawing>
           </mc:Choice>
-          <mc:Fallback xmlns:a="http://schemas.openxmlformats.org/drawingml/2006/main">
+          <mc:Fallback xmlns:pic="http://schemas.openxmlformats.org/drawingml/2006/picture" xmlns:a="http://schemas.openxmlformats.org/drawingml/2006/main">
             <w:pict>
               <v:group id="Group 89114" style="width:482pt;height:5pt;mso-position-horizontal-relative:char;mso-position-vertical-relative:line" coordsize="61214,635">
                 <v:shape id="Shape 7" style="position:absolute;width:61214;height:0;left:0;top:0;" coordsize="6121400,0" path="m0,0l6121400,0">
@@ -259,7 +259,7 @@
           <w:rFonts w:ascii="Calibri" w:eastAsia="Calibri" w:hAnsi="Calibri" w:cs="Calibri"/>
           <w:sz w:val="26"/>
         </w:rPr>
-        <w:t xml:space="preserve">Version 1.0 approved. </w:t>
+        <w:t>Version 1.3 revised, 31-Oct-2026.</w:t>
       </w:r>
     </w:p>
     <w:p>
@@ -628,7 +628,7 @@
         <w:t xml:space="preserve"> </w:t>
       </w:r>
     </w:p>
-    <w:bookmarkStart w:id="0" w:name="_Toc99772" w:displacedByCustomXml="next"/>
+    <w:bookmarkStart w:id="0" w:name="_Toc244301975" w:displacedByCustomXml="next"/>
     <w:sdt>
       <w:sdtPr>
         <w:rPr>
@@ -640,6 +640,7 @@
           <w:docPartGallery w:val="Table of Contents"/>
         </w:docPartObj>
       </w:sdtPr>
+      <w:sdtEndPr/>
       <w:sdtContent>
         <w:p>
           <w:pPr>
@@ -648,16 +649,25 @@
             <w:ind w:left="301"/>
           </w:pPr>
           <w:r>
-            <w:t xml:space="preserve">Table of Contents </w:t>
+            <w:t>Table of Contents</w:t>
           </w:r>
           <w:bookmarkEnd w:id="0"/>
+          <w:r>
+            <w:t xml:space="preserve"> </w:t>
+          </w:r>
         </w:p>
         <w:p>
           <w:pPr>
             <w:pStyle w:val="TOC1"/>
             <w:tabs>
-              <w:tab w:val="right" w:pos="9633"/>
+              <w:tab w:val="right" w:leader="dot" w:pos="9623"/>
             </w:tabs>
+            <w:rPr>
+              <w:rFonts w:asciiTheme="minorHAnsi" w:eastAsiaTheme="minorEastAsia" w:hAnsiTheme="minorHAnsi" w:cstheme="minorBidi"/>
+              <w:b w:val="0"/>
+              <w:noProof/>
+              <w:color w:val="auto"/>
+            </w:rPr>
           </w:pPr>
           <w:r>
             <w:fldChar w:fldCharType="begin"/>
@@ -668,26 +678,60 @@
           <w:r>
             <w:fldChar w:fldCharType="separate"/>
           </w:r>
-          <w:hyperlink w:anchor="_Toc99772">
-            <w:r>
+          <w:hyperlink w:anchor="_Toc244301975" w:history="1">
+            <w:r>
+              <w:rPr>
+                <w:rStyle w:val="Hyperlink"/>
+                <w:noProof/>
+              </w:rPr>
               <w:t>Table of Contents</w:t>
             </w:r>
             <w:r>
+              <w:rPr>
+                <w:noProof/>
+                <w:webHidden/>
+              </w:rPr>
               <w:tab/>
             </w:r>
             <w:r>
+              <w:rPr>
+                <w:noProof/>
+                <w:webHidden/>
+              </w:rPr>
               <w:fldChar w:fldCharType="begin"/>
             </w:r>
             <w:r>
-              <w:instrText>PAGEREF _Toc99772 \h</w:instrText>
-            </w:r>
-            <w:r>
+              <w:rPr>
+                <w:noProof/>
+                <w:webHidden/>
+              </w:rPr>
+              <w:instrText xml:space="preserve"> PAGEREF _Toc244301975 \h </w:instrText>
+            </w:r>
+            <w:r>
+              <w:rPr>
+                <w:noProof/>
+                <w:webHidden/>
+              </w:rPr>
+            </w:r>
+            <w:r>
+              <w:rPr>
+                <w:noProof/>
+                <w:webHidden/>
+              </w:rPr>
               <w:fldChar w:fldCharType="separate"/>
             </w:r>
             <w:r>
-              <w:t xml:space="preserve">ii </w:t>
-            </w:r>
-            <w:r>
+              <w:rPr>
+                <w:noProof/>
+                <w:webHidden/>
+              </w:rPr>
+              <w:t>2</w:t>
+            </w:r>
+            <w:r>
+              <w:rPr>
+                <w:noProof/>
+                <w:webHidden/>
+              </w:rPr>
               <w:fldChar w:fldCharType="end"/>
             </w:r>
           </w:hyperlink>
@@ -696,29 +740,69 @@
           <w:pPr>
             <w:pStyle w:val="TOC1"/>
             <w:tabs>
-              <w:tab w:val="right" w:pos="9633"/>
+              <w:tab w:val="right" w:leader="dot" w:pos="9623"/>
             </w:tabs>
+            <w:rPr>
+              <w:rFonts w:asciiTheme="minorHAnsi" w:eastAsiaTheme="minorEastAsia" w:hAnsiTheme="minorHAnsi" w:cstheme="minorBidi"/>
+              <w:b w:val="0"/>
+              <w:noProof/>
+              <w:color w:val="auto"/>
+            </w:rPr>
           </w:pPr>
-          <w:hyperlink w:anchor="_Toc99773">
-            <w:r>
+          <w:hyperlink w:anchor="_Toc244301976" w:history="1">
+            <w:r>
+              <w:rPr>
+                <w:rStyle w:val="Hyperlink"/>
+                <w:noProof/>
+              </w:rPr>
               <w:t>Revision History</w:t>
             </w:r>
             <w:r>
+              <w:rPr>
+                <w:noProof/>
+                <w:webHidden/>
+              </w:rPr>
               <w:tab/>
             </w:r>
             <w:r>
+              <w:rPr>
+                <w:noProof/>
+                <w:webHidden/>
+              </w:rPr>
               <w:fldChar w:fldCharType="begin"/>
             </w:r>
             <w:r>
-              <w:instrText>PAGEREF _Toc99773 \h</w:instrText>
-            </w:r>
-            <w:r>
+              <w:rPr>
+                <w:noProof/>
+                <w:webHidden/>
+              </w:rPr>
+              <w:instrText xml:space="preserve"> PAGEREF _Toc244301976 \h </w:instrText>
+            </w:r>
+            <w:r>
+              <w:rPr>
+                <w:noProof/>
+                <w:webHidden/>
+              </w:rPr>
+            </w:r>
+            <w:r>
+              <w:rPr>
+                <w:noProof/>
+                <w:webHidden/>
+              </w:rPr>
               <w:fldChar w:fldCharType="separate"/>
             </w:r>
             <w:r>
-              <w:t xml:space="preserve">iii </w:t>
-            </w:r>
-            <w:r>
+              <w:rPr>
+                <w:noProof/>
+                <w:webHidden/>
+              </w:rPr>
+              <w:t>3</w:t>
+            </w:r>
+            <w:r>
+              <w:rPr>
+                <w:noProof/>
+                <w:webHidden/>
+              </w:rPr>
               <w:fldChar w:fldCharType="end"/>
             </w:r>
           </w:hyperlink>
@@ -1917,11 +2001,14 @@
         <w:pStyle w:val="Heading1"/>
         <w:ind w:left="301"/>
       </w:pPr>
-      <w:bookmarkStart w:id="1" w:name="_Toc99773"/>
-      <w:r>
-        <w:t xml:space="preserve">Revision History </w:t>
+      <w:bookmarkStart w:id="1" w:name="_Toc244301976"/>
+      <w:r>
+        <w:t>Revision History</w:t>
       </w:r>
       <w:bookmarkEnd w:id="1"/>
+      <w:r>
+        <w:t xml:space="preserve"> </w:t>
+      </w:r>
     </w:p>
     <w:tbl>
       <w:tblPr>
@@ -2244,10 +2331,7 @@
               <w:jc w:val="left"/>
             </w:pPr>
             <w:r>
-              <w:t>28</w:t>
-            </w:r>
-            <w:r>
-              <w:t>-Oct-2026</w:t>
+              <w:t>28-Oct-2026</w:t>
             </w:r>
             <w:r>
               <w:rPr>
@@ -2274,10 +2358,7 @@
               <w:jc w:val="left"/>
             </w:pPr>
             <w:r>
-              <w:t>Final</w:t>
-            </w:r>
-            <w:r>
-              <w:t xml:space="preserve"> version of the SRS for the Vehicle </w:t>
+              <w:t xml:space="preserve">Final version of the SRS for the Vehicle </w:t>
             </w:r>
           </w:p>
           <w:p>
@@ -2346,7 +2427,7 @@
               <w:rPr>
                 <w:sz w:val="24"/>
               </w:rPr>
-              <w:t xml:space="preserve"> </w:t>
+              <w:t>Project Team</w:t>
             </w:r>
           </w:p>
         </w:tc>
@@ -2370,7 +2451,7 @@
               <w:rPr>
                 <w:sz w:val="24"/>
               </w:rPr>
-              <w:t xml:space="preserve"> </w:t>
+              <w:t>31-Oct-2026</w:t>
             </w:r>
           </w:p>
         </w:tc>
@@ -2394,7 +2475,7 @@
               <w:rPr>
                 <w:sz w:val="24"/>
               </w:rPr>
-              <w:t xml:space="preserve"> </w:t>
+              <w:t>Clarify customer self-registration, customer-profile linking and role-provisioning rules</w:t>
             </w:r>
           </w:p>
         </w:tc>
@@ -2418,7 +2499,108 @@
               <w:rPr>
                 <w:sz w:val="24"/>
               </w:rPr>
-              <w:t xml:space="preserve"> </w:t>
+              <w:t>1.2</w:t>
+            </w:r>
+          </w:p>
+        </w:tc>
+      </w:tr>
+      <w:tr>
+        <w:trPr>
+          <w:trHeight w:val="380"/>
+        </w:trPr>
+        <w:tc>
+          <w:tcPr>
+            <w:tcW w:w="1983" w:type="dxa"/>
+            <w:tcBorders>
+              <w:top w:val="single" w:sz="8" w:space="0" w:color="000000"/>
+              <w:left w:val="single" w:sz="8" w:space="0" w:color="000000"/>
+              <w:bottom w:val="single" w:sz="8" w:space="0" w:color="000000"/>
+              <w:right w:val="single" w:sz="8" w:space="0" w:color="000000"/>
+            </w:tcBorders>
+          </w:tcPr>
+          <w:p>
+            <w:pPr>
+              <w:spacing w:after="0" w:line="259" w:lineRule="auto"/>
+              <w:ind w:left="3" w:firstLine="0"/>
+              <w:jc w:val="left"/>
+            </w:pPr>
+            <w:r>
+              <w:rPr>
+                <w:sz w:val="24"/>
+              </w:rPr>
+              <w:t>Project Team</w:t>
+            </w:r>
+          </w:p>
+        </w:tc>
+        <w:tc>
+          <w:tcPr>
+            <w:tcW w:w="1500" w:type="dxa"/>
+            <w:tcBorders>
+              <w:top w:val="single" w:sz="8" w:space="0" w:color="000000"/>
+              <w:left w:val="single" w:sz="8" w:space="0" w:color="000000"/>
+              <w:bottom w:val="single" w:sz="8" w:space="0" w:color="000000"/>
+              <w:right w:val="single" w:sz="8" w:space="0" w:color="000000"/>
+            </w:tcBorders>
+          </w:tcPr>
+          <w:p>
+            <w:pPr>
+              <w:spacing w:after="0" w:line="259" w:lineRule="auto"/>
+              <w:ind w:left="15" w:firstLine="0"/>
+              <w:jc w:val="left"/>
+            </w:pPr>
+            <w:r>
+              <w:rPr>
+                <w:sz w:val="24"/>
+              </w:rPr>
+              <w:t>31-Oct-2026</w:t>
+            </w:r>
+          </w:p>
+        </w:tc>
+        <w:tc>
+          <w:tcPr>
+            <w:tcW w:w="4319" w:type="dxa"/>
+            <w:tcBorders>
+              <w:top w:val="single" w:sz="8" w:space="0" w:color="000000"/>
+              <w:left w:val="single" w:sz="8" w:space="0" w:color="000000"/>
+              <w:bottom w:val="single" w:sz="8" w:space="0" w:color="000000"/>
+              <w:right w:val="single" w:sz="8" w:space="0" w:color="000000"/>
+            </w:tcBorders>
+          </w:tcPr>
+          <w:p>
+            <w:pPr>
+              <w:spacing w:after="0" w:line="259" w:lineRule="auto"/>
+              <w:ind w:left="15" w:firstLine="0"/>
+              <w:jc w:val="left"/>
+            </w:pPr>
+            <w:r>
+              <w:rPr>
+                <w:sz w:val="24"/>
+              </w:rPr>
+              <w:t>Specify and design the Administrator User Management screen for staff accounts</w:t>
+            </w:r>
+          </w:p>
+        </w:tc>
+        <w:tc>
+          <w:tcPr>
+            <w:tcW w:w="1558" w:type="dxa"/>
+            <w:tcBorders>
+              <w:top w:val="single" w:sz="8" w:space="0" w:color="000000"/>
+              <w:left w:val="single" w:sz="8" w:space="0" w:color="000000"/>
+              <w:bottom w:val="single" w:sz="8" w:space="0" w:color="000000"/>
+              <w:right w:val="single" w:sz="8" w:space="0" w:color="000000"/>
+            </w:tcBorders>
+          </w:tcPr>
+          <w:p>
+            <w:pPr>
+              <w:spacing w:after="0" w:line="259" w:lineRule="auto"/>
+              <w:ind w:left="0" w:firstLine="0"/>
+              <w:jc w:val="left"/>
+            </w:pPr>
+            <w:r>
+              <w:rPr>
+                <w:sz w:val="24"/>
+              </w:rPr>
+              <w:t>1.3</w:t>
             </w:r>
           </w:p>
         </w:tc>
@@ -7316,13 +7498,7 @@
               <w:rPr>
                 <w:sz w:val="19"/>
               </w:rPr>
-              <w:t>Register or authenticate.</w:t>
-            </w:r>
-            <w:r>
-              <w:rPr>
-                <w:sz w:val="24"/>
-              </w:rPr>
-              <w:t xml:space="preserve"> </w:t>
+              <w:t>Customers can create Customer accounts; all account roles can sign in. Public signup has no role selector.</w:t>
             </w:r>
           </w:p>
         </w:tc>
@@ -8266,13 +8442,7 @@
               <w:rPr>
                 <w:sz w:val="19"/>
               </w:rPr>
-              <w:t>Create/edit users, assign roles and configure system settings.</w:t>
-            </w:r>
-            <w:r>
-              <w:rPr>
-                <w:sz w:val="24"/>
-              </w:rPr>
-              <w:t xml:space="preserve"> </w:t>
+              <w:t>Create staff accounts, assign or change roles, edit details, reset passwords, and deactivate or reactivate accounts. Customer accounts are handled through customer registration.</w:t>
             </w:r>
           </w:p>
         </w:tc>
@@ -12992,6 +13162,131 @@
                 <w:sz w:val="24"/>
               </w:rPr>
               <w:t xml:space="preserve"> </w:t>
+            </w:r>
+          </w:p>
+        </w:tc>
+      </w:tr>
+      <w:tr>
+        <w:trPr>
+          <w:trHeight w:val="320"/>
+        </w:trPr>
+        <w:tc>
+          <w:tcPr>
+            <w:tcW w:w="783" w:type="dxa"/>
+            <w:tcBorders>
+              <w:top w:val="single" w:sz="8" w:space="0" w:color="000000"/>
+              <w:left w:val="single" w:sz="8" w:space="0" w:color="000000"/>
+              <w:bottom w:val="single" w:sz="8" w:space="0" w:color="000000"/>
+              <w:right w:val="single" w:sz="8" w:space="0" w:color="000000"/>
+            </w:tcBorders>
+          </w:tcPr>
+          <w:p>
+            <w:pPr>
+              <w:spacing w:after="0" w:line="259" w:lineRule="auto"/>
+              <w:ind w:left="0" w:firstLine="0"/>
+              <w:jc w:val="left"/>
+            </w:pPr>
+            <w:r>
+              <w:rPr>
+                <w:sz w:val="18"/>
+              </w:rPr>
+              <w:t>UC-23</w:t>
+            </w:r>
+          </w:p>
+        </w:tc>
+        <w:tc>
+          <w:tcPr>
+            <w:tcW w:w="2600" w:type="dxa"/>
+            <w:tcBorders>
+              <w:top w:val="single" w:sz="8" w:space="0" w:color="000000"/>
+              <w:left w:val="single" w:sz="8" w:space="0" w:color="000000"/>
+              <w:bottom w:val="single" w:sz="8" w:space="0" w:color="000000"/>
+              <w:right w:val="single" w:sz="8" w:space="0" w:color="000000"/>
+            </w:tcBorders>
+          </w:tcPr>
+          <w:p>
+            <w:pPr>
+              <w:spacing w:after="0" w:line="259" w:lineRule="auto"/>
+              <w:ind w:left="13" w:firstLine="0"/>
+              <w:jc w:val="left"/>
+            </w:pPr>
+            <w:r>
+              <w:rPr>
+                <w:sz w:val="18"/>
+              </w:rPr>
+              <w:t>Self-register Customer Account</w:t>
+            </w:r>
+          </w:p>
+        </w:tc>
+        <w:tc>
+          <w:tcPr>
+            <w:tcW w:w="1800" w:type="dxa"/>
+            <w:tcBorders>
+              <w:top w:val="single" w:sz="8" w:space="0" w:color="000000"/>
+              <w:left w:val="single" w:sz="8" w:space="0" w:color="000000"/>
+              <w:bottom w:val="single" w:sz="8" w:space="0" w:color="000000"/>
+              <w:right w:val="single" w:sz="8" w:space="0" w:color="000000"/>
+            </w:tcBorders>
+          </w:tcPr>
+          <w:p>
+            <w:pPr>
+              <w:spacing w:after="0" w:line="259" w:lineRule="auto"/>
+              <w:ind w:left="8" w:firstLine="0"/>
+              <w:jc w:val="left"/>
+            </w:pPr>
+            <w:r>
+              <w:rPr>
+                <w:sz w:val="18"/>
+              </w:rPr>
+              <w:t>Customer</w:t>
+            </w:r>
+          </w:p>
+        </w:tc>
+        <w:tc>
+          <w:tcPr>
+            <w:tcW w:w="2900" w:type="dxa"/>
+            <w:tcBorders>
+              <w:top w:val="single" w:sz="8" w:space="0" w:color="000000"/>
+              <w:left w:val="single" w:sz="8" w:space="0" w:color="000000"/>
+              <w:bottom w:val="single" w:sz="8" w:space="0" w:color="000000"/>
+              <w:right w:val="single" w:sz="8" w:space="0" w:color="000000"/>
+            </w:tcBorders>
+          </w:tcPr>
+          <w:p>
+            <w:pPr>
+              <w:spacing w:after="0" w:line="259" w:lineRule="auto"/>
+              <w:ind w:left="8" w:firstLine="0"/>
+              <w:jc w:val="left"/>
+            </w:pPr>
+            <w:r>
+              <w:rPr>
+                <w:sz w:val="18"/>
+              </w:rPr>
+              <w:t>Create a Customer account from the sign-in page; link an unlinked existing profile by matching email and normalized name, or create a new profile. Public registration cannot select staff or Administrator roles.</w:t>
+            </w:r>
+          </w:p>
+        </w:tc>
+        <w:tc>
+          <w:tcPr>
+            <w:tcW w:w="1158" w:type="dxa"/>
+            <w:tcBorders>
+              <w:top w:val="single" w:sz="8" w:space="0" w:color="000000"/>
+              <w:left w:val="single" w:sz="8" w:space="0" w:color="000000"/>
+              <w:bottom w:val="single" w:sz="8" w:space="0" w:color="000000"/>
+              <w:right w:val="single" w:sz="8" w:space="0" w:color="000000"/>
+            </w:tcBorders>
+          </w:tcPr>
+          <w:p>
+            <w:pPr>
+              <w:spacing w:after="0" w:line="259" w:lineRule="auto"/>
+              <w:ind w:left="3" w:firstLine="0"/>
+              <w:jc w:val="left"/>
+            </w:pPr>
+            <w:r>
+              <w:rPr>
+                <w:sz w:val="18"/>
+              </w:rPr>
+              <w:t>FR-001, FR-006</w:t>
             </w:r>
           </w:p>
         </w:tc>
@@ -14827,13 +15122,7 @@
               <w:rPr>
                 <w:sz w:val="19"/>
               </w:rPr>
-              <w:t>Customer_ID (PK), Name, Phone, Email, Address</w:t>
-            </w:r>
-            <w:r>
-              <w:rPr>
-                <w:sz w:val="24"/>
-              </w:rPr>
-              <w:t xml:space="preserve"> </w:t>
+              <w:t>Customer_ID (PK), Name, Phone, Email, Address, User_ID (nullable unique FK to User; links a customer login). One customer owns many Vehicles (1:M "owns").</w:t>
             </w:r>
           </w:p>
         </w:tc>
@@ -14857,13 +15146,7 @@
               <w:rPr>
                 <w:sz w:val="19"/>
               </w:rPr>
-              <w:t>One Customer owns many Vehicles (1:M "owns").</w:t>
-            </w:r>
-            <w:r>
-              <w:rPr>
-                <w:sz w:val="24"/>
-              </w:rPr>
-              <w:t xml:space="preserve"> </w:t>
+              <w:t>One Customer owns many Vehicles and may have zero or one linked Customer login (unique optional User_ID).</w:t>
             </w:r>
           </w:p>
         </w:tc>
@@ -15342,13 +15625,7 @@
               <w:rPr>
                 <w:sz w:val="19"/>
               </w:rPr>
-              <w:t>User_ID (PK), Name, Username, Password, Role</w:t>
-            </w:r>
-            <w:r>
-              <w:rPr>
-                <w:sz w:val="24"/>
-              </w:rPr>
-              <w:t xml:space="preserve"> </w:t>
+              <w:t>User_ID (PK), Name, Username/email, Password hash, Role. A Customer-role User may link to one Customer record through Customer.User_ID; other roles represent staff/admin accounts.</w:t>
             </w:r>
           </w:p>
         </w:tc>
@@ -15372,26 +15649,7 @@
               <w:rPr>
                 <w:sz w:val="19"/>
               </w:rPr>
-              <w:t xml:space="preserve">Represents staff (Service Advisor, </w:t>
-            </w:r>
-          </w:p>
-          <w:p>
-            <w:pPr>
-              <w:spacing w:after="0" w:line="259" w:lineRule="auto"/>
-              <w:ind w:left="0" w:firstLine="0"/>
-              <w:jc w:val="left"/>
-            </w:pPr>
-            <w:r>
-              <w:rPr>
-                <w:sz w:val="19"/>
-              </w:rPr>
-              <w:t>Technician, Administrator) who perform or record activities.</w:t>
-            </w:r>
-            <w:r>
-              <w:rPr>
-                <w:sz w:val="24"/>
-              </w:rPr>
-              <w:t xml:space="preserve"> </w:t>
+              <w:t>A Customer-role User may link to one Customer record; Advisor, Technician and Administrator accounts are staff roles.</w:t>
             </w:r>
           </w:p>
         </w:tc>
@@ -15907,6 +16165,112 @@
           </w:p>
         </w:tc>
       </w:tr>
+      <w:tr>
+        <w:trPr>
+          <w:trHeight w:val="320"/>
+        </w:trPr>
+        <w:tc>
+          <w:tcPr>
+            <w:tcW w:w="4303" w:type="dxa"/>
+            <w:tcBorders>
+              <w:top w:val="single" w:sz="8" w:space="0" w:color="000000"/>
+              <w:left w:val="single" w:sz="8" w:space="0" w:color="000000"/>
+              <w:bottom w:val="single" w:sz="8" w:space="0" w:color="000000"/>
+              <w:right w:val="single" w:sz="8" w:space="0" w:color="000000"/>
+            </w:tcBorders>
+          </w:tcPr>
+          <w:p>
+            <w:pPr>
+              <w:spacing w:after="0" w:line="259" w:lineRule="auto"/>
+              <w:ind w:left="0" w:firstLine="0"/>
+              <w:jc w:val="left"/>
+            </w:pPr>
+            <w:r>
+              <w:rPr>
+                <w:sz w:val="19"/>
+              </w:rPr>
+              <w:t>Customer submits name, email, phone and password on the public registration page.</w:t>
+            </w:r>
+          </w:p>
+        </w:tc>
+        <w:tc>
+          <w:tcPr>
+            <w:tcW w:w="5058" w:type="dxa"/>
+            <w:tcBorders>
+              <w:top w:val="single" w:sz="8" w:space="0" w:color="000000"/>
+              <w:left w:val="single" w:sz="8" w:space="0" w:color="000000"/>
+              <w:bottom w:val="single" w:sz="8" w:space="0" w:color="000000"/>
+              <w:right w:val="single" w:sz="8" w:space="0" w:color="000000"/>
+            </w:tcBorders>
+          </w:tcPr>
+          <w:p>
+            <w:pPr>
+              <w:spacing w:after="0" w:line="259" w:lineRule="auto"/>
+              <w:ind w:left="3" w:firstLine="0"/>
+              <w:jc w:val="left"/>
+            </w:pPr>
+            <w:r>
+              <w:rPr>
+                <w:sz w:val="19"/>
+              </w:rPr>
+              <w:t>The system validates the input, creates only a Customer account, links a matching unlinked customer profile by email and normalized name or creates a new profile, stores a password hash, records the registration event and signs the customer in.</w:t>
+            </w:r>
+          </w:p>
+        </w:tc>
+      </w:tr>
+      <w:tr>
+        <w:trPr>
+          <w:trHeight w:val="320"/>
+        </w:trPr>
+        <w:tc>
+          <w:tcPr>
+            <w:tcW w:w="4303" w:type="dxa"/>
+            <w:tcBorders>
+              <w:top w:val="single" w:sz="8" w:space="0" w:color="000000"/>
+              <w:left w:val="single" w:sz="8" w:space="0" w:color="000000"/>
+              <w:bottom w:val="single" w:sz="8" w:space="0" w:color="000000"/>
+              <w:right w:val="single" w:sz="8" w:space="0" w:color="000000"/>
+            </w:tcBorders>
+          </w:tcPr>
+          <w:p>
+            <w:pPr>
+              <w:spacing w:after="0" w:line="259" w:lineRule="auto"/>
+              <w:ind w:left="0" w:firstLine="0"/>
+              <w:jc w:val="left"/>
+            </w:pPr>
+            <w:r>
+              <w:rPr>
+                <w:sz w:val="19"/>
+              </w:rPr>
+              <w:t>Customer attempts registration with an email already on a profile but a different name, or with a profile already linked to an account.</w:t>
+            </w:r>
+          </w:p>
+        </w:tc>
+        <w:tc>
+          <w:tcPr>
+            <w:tcW w:w="5058" w:type="dxa"/>
+            <w:tcBorders>
+              <w:top w:val="single" w:sz="8" w:space="0" w:color="000000"/>
+              <w:left w:val="single" w:sz="8" w:space="0" w:color="000000"/>
+              <w:bottom w:val="single" w:sz="8" w:space="0" w:color="000000"/>
+              <w:right w:val="single" w:sz="8" w:space="0" w:color="000000"/>
+            </w:tcBorders>
+          </w:tcPr>
+          <w:p>
+            <w:pPr>
+              <w:spacing w:after="0" w:line="259" w:lineRule="auto"/>
+              <w:ind w:left="3" w:firstLine="0"/>
+              <w:jc w:val="left"/>
+            </w:pPr>
+            <w:r>
+              <w:rPr>
+                <w:sz w:val="19"/>
+              </w:rPr>
+              <w:t>The system rejects the registration and directs the person to sign in or contact the service centre; it does not create a duplicate account or link the wrong record.</w:t>
+            </w:r>
+          </w:p>
+        </w:tc>
+      </w:tr>
     </w:tbl>
     <w:p>
       <w:pPr>
@@ -16055,6 +16419,7 @@
                 <w:b/>
                 <w:sz w:val="20"/>
               </w:rPr>
+              <w:lastRenderedPageBreak/>
               <w:t>Type</w:t>
             </w:r>
             <w:r>
@@ -16219,13 +16584,7 @@
               <w:rPr>
                 <w:sz w:val="20"/>
               </w:rPr>
-              <w:t>The system shall allow a Service Advisor to register and maintain customer records and to register and maintain vehicle records linked to a customer by a unique registration number, and shall allow a Customer to view the vehicles registered to them.</w:t>
-            </w:r>
-            <w:r>
-              <w:rPr>
-                <w:sz w:val="24"/>
-              </w:rPr>
-              <w:t xml:space="preserve"> </w:t>
+              <w:t>The system shall allow a Service Advisor to register and maintain customer records and linked vehicle records, and shall allow a Customer to view their own vehicles. A person may self-register a Customer account. If an unlinked customer record has the same email and normalized name (case-insensitive, with repeated spaces collapsed), registration shall link the account to that record; phone is collected but is not part of the current match rule. Otherwise, registration shall create a new customer profile.</w:t>
             </w:r>
           </w:p>
         </w:tc>
@@ -16256,7 +16615,6 @@
                 <w:b/>
                 <w:sz w:val="20"/>
               </w:rPr>
-              <w:lastRenderedPageBreak/>
               <w:t>Acceptance Criteria</w:t>
             </w:r>
             <w:r>
@@ -16288,45 +16646,7 @@
                 <w:b/>
                 <w:sz w:val="20"/>
               </w:rPr>
-              <w:t>Pass:</w:t>
-            </w:r>
-            <w:r>
-              <w:rPr>
-                <w:sz w:val="20"/>
-              </w:rPr>
-              <w:t xml:space="preserve"> A new vehicle with a registration number that already exists is rejected with "Vehicle already registered"; a valid registration creates the vehicle linked to the correct customer, and the customer can see it under "My Vehicles".</w:t>
-            </w:r>
-            <w:r>
-              <w:rPr>
-                <w:sz w:val="24"/>
-              </w:rPr>
-              <w:t xml:space="preserve"> </w:t>
-            </w:r>
-          </w:p>
-          <w:p>
-            <w:pPr>
-              <w:spacing w:after="0" w:line="259" w:lineRule="auto"/>
-              <w:ind w:left="3" w:firstLine="0"/>
-              <w:jc w:val="left"/>
-            </w:pPr>
-            <w:r>
-              <w:rPr>
-                <w:b/>
-                <w:sz w:val="20"/>
-              </w:rPr>
-              <w:t>Fail:</w:t>
-            </w:r>
-            <w:r>
-              <w:rPr>
-                <w:sz w:val="20"/>
-              </w:rPr>
-              <w:t xml:space="preserve"> Two vehicles are saved with the same registration number, or a vehicle is created without a linked customer.</w:t>
-            </w:r>
-            <w:r>
-              <w:rPr>
-                <w:sz w:val="24"/>
-              </w:rPr>
-              <w:t xml:space="preserve"> </w:t>
+              <w:t>Pass: a Customer can register with a valid email and password; matching email and normalized name link the account to the existing unlinked customer record and its vehicles/service history; a different name for an existing email or an already-linked record is rejected; a non-matching email creates a new customer profile; duplicate vehicle registration numbers are rejected. Fail: a self-registered account receives a staff role, a profile is linked on email alone despite a name mismatch, or an unrelated customer record is linked.</w:t>
             </w:r>
           </w:p>
         </w:tc>
@@ -17157,6 +17477,7 @@
                 <w:b/>
                 <w:sz w:val="20"/>
               </w:rPr>
+              <w:lastRenderedPageBreak/>
               <w:t>Description</w:t>
             </w:r>
             <w:r>
@@ -17324,7 +17645,6 @@
                 <w:b/>
                 <w:sz w:val="20"/>
               </w:rPr>
-              <w:lastRenderedPageBreak/>
               <w:t>Rationale</w:t>
             </w:r>
             <w:r>
@@ -18271,6 +18591,7 @@
           <w:b/>
           <w:sz w:val="26"/>
         </w:rPr>
+        <w:lastRenderedPageBreak/>
         <w:t>5.4 Service Execution and Recording:</w:t>
       </w:r>
       <w:r>
@@ -18357,7 +18678,6 @@
         <w:ind w:left="301"/>
       </w:pPr>
       <w:r>
-        <w:lastRenderedPageBreak/>
         <w:t>5.4.2Stimulus/Response Sequences</w:t>
       </w:r>
       <w:r>
@@ -19363,6 +19683,7 @@
               <w:rPr>
                 <w:sz w:val="19"/>
               </w:rPr>
+              <w:lastRenderedPageBreak/>
               <w:t>Request status changes (validated, assigned, completed, etc.).</w:t>
             </w:r>
             <w:r>
@@ -19610,7 +19931,6 @@
         <w:rPr>
           <w:sz w:val="24"/>
         </w:rPr>
-        <w:lastRenderedPageBreak/>
         <w:t xml:space="preserve"> </w:t>
       </w:r>
     </w:p>
@@ -20510,6 +20830,60 @@
           </w:p>
         </w:tc>
       </w:tr>
+      <w:tr>
+        <w:trPr>
+          <w:trHeight w:val="540"/>
+        </w:trPr>
+        <w:tc>
+          <w:tcPr>
+            <w:tcW w:w="4303" w:type="dxa"/>
+            <w:tcBorders>
+              <w:top w:val="single" w:sz="8" w:space="0" w:color="000000"/>
+              <w:left w:val="single" w:sz="8" w:space="0" w:color="000000"/>
+              <w:bottom w:val="single" w:sz="8" w:space="0" w:color="000000"/>
+              <w:right w:val="single" w:sz="8" w:space="0" w:color="000000"/>
+            </w:tcBorders>
+          </w:tcPr>
+          <w:p>
+            <w:pPr>
+              <w:spacing w:after="0" w:line="259" w:lineRule="auto"/>
+              <w:ind w:left="0" w:firstLine="0"/>
+              <w:jc w:val="left"/>
+            </w:pPr>
+            <w:r>
+              <w:rPr>
+                <w:sz w:val="19"/>
+              </w:rPr>
+              <w:lastRenderedPageBreak/>
+              <w:t>A visitor submits valid details through customer self-registration.</w:t>
+            </w:r>
+          </w:p>
+        </w:tc>
+        <w:tc>
+          <w:tcPr>
+            <w:tcW w:w="5058" w:type="dxa"/>
+            <w:tcBorders>
+              <w:top w:val="single" w:sz="8" w:space="0" w:color="000000"/>
+              <w:left w:val="single" w:sz="8" w:space="0" w:color="000000"/>
+              <w:bottom w:val="single" w:sz="8" w:space="0" w:color="000000"/>
+              <w:right w:val="single" w:sz="8" w:space="0" w:color="000000"/>
+            </w:tcBorders>
+          </w:tcPr>
+          <w:p>
+            <w:pPr>
+              <w:spacing w:after="0" w:line="259" w:lineRule="auto"/>
+              <w:ind w:left="3" w:firstLine="0"/>
+              <w:jc w:val="left"/>
+            </w:pPr>
+            <w:r>
+              <w:rPr>
+                <w:sz w:val="19"/>
+              </w:rPr>
+              <w:t>The system creates a Customer-only account and linked/new customer profile, hashes the password, records the self-registration event and returns an authenticated session.</w:t>
+            </w:r>
+          </w:p>
+        </w:tc>
+      </w:tr>
     </w:tbl>
     <w:p>
       <w:pPr>
@@ -20813,13 +21187,7 @@
               <w:rPr>
                 <w:sz w:val="20"/>
               </w:rPr>
-              <w:t>The system shall allow an Administrator to create, edit and deactivate user accounts, assign roles that determine which functions a user can access, and configure system-wide settings. Role changes shall take effect on the user’s next action.</w:t>
-            </w:r>
-            <w:r>
-              <w:rPr>
-                <w:sz w:val="24"/>
-              </w:rPr>
-              <w:t xml:space="preserve"> </w:t>
+              <w:t>The system shall allow an Administrator to create, edit and deactivate user accounts, assign roles and configure system-wide settings. A person may self-register only as a Customer; public registration shall not permit selection or creation of Service Advisor, Service Technician or Administrator roles. Administrative user-management operations are restricted to Administrators.</w:t>
             </w:r>
           </w:p>
         </w:tc>
@@ -20850,7 +21218,6 @@
                 <w:b/>
                 <w:sz w:val="20"/>
               </w:rPr>
-              <w:lastRenderedPageBreak/>
               <w:t>Acceptance Criteria</w:t>
             </w:r>
             <w:r>
@@ -20882,45 +21249,7 @@
                 <w:b/>
                 <w:sz w:val="20"/>
               </w:rPr>
-              <w:t>Pass:</w:t>
-            </w:r>
-            <w:r>
-              <w:rPr>
-                <w:sz w:val="20"/>
-              </w:rPr>
-              <w:t xml:space="preserve"> A user assigned the Technician role cannot access "Assign Service Work" (an Advisor-only function); a deactivated user cannot log in but their past records remain visible to staff.</w:t>
-            </w:r>
-            <w:r>
-              <w:rPr>
-                <w:sz w:val="24"/>
-              </w:rPr>
-              <w:t xml:space="preserve"> </w:t>
-            </w:r>
-          </w:p>
-          <w:p>
-            <w:pPr>
-              <w:spacing w:after="0" w:line="259" w:lineRule="auto"/>
-              <w:ind w:left="3" w:firstLine="0"/>
-              <w:jc w:val="left"/>
-            </w:pPr>
-            <w:r>
-              <w:rPr>
-                <w:b/>
-                <w:sz w:val="20"/>
-              </w:rPr>
-              <w:t>Fail:</w:t>
-            </w:r>
-            <w:r>
-              <w:rPr>
-                <w:sz w:val="20"/>
-              </w:rPr>
-              <w:t xml:space="preserve"> A user can perform an action outside their assigned role, or deactivating a user deletes their historical records.</w:t>
-            </w:r>
-            <w:r>
-              <w:rPr>
-                <w:sz w:val="24"/>
-              </w:rPr>
-              <w:t xml:space="preserve"> </w:t>
+              <w:t>Pass: public registration always creates a Customer account; an Administrator can manage staff accounts and roles through the Administrator-only User Management screen and protected API; a Customer, Service Advisor or Service Technician attempting an admin operation is denied; deactivated users cannot log in and historical records remain. Fail: public registration grants a staff/Admin role, a non-Administrator manages users, or deactivation removes historical records.</w:t>
             </w:r>
           </w:p>
         </w:tc>
@@ -21583,6 +21912,7 @@
           <w:b/>
           <w:sz w:val="26"/>
         </w:rPr>
+        <w:lastRenderedPageBreak/>
         <w:t>Safety Requirements:</w:t>
       </w:r>
       <w:r>
@@ -21804,7 +22134,6 @@
                 <w:b/>
                 <w:sz w:val="20"/>
               </w:rPr>
-              <w:lastRenderedPageBreak/>
               <w:t>Type</w:t>
             </w:r>
             <w:r>
@@ -23283,6 +23612,7 @@
           <w:b/>
           <w:sz w:val="26"/>
         </w:rPr>
+        <w:lastRenderedPageBreak/>
         <w:t>Business Rules:</w:t>
       </w:r>
       <w:r>
@@ -23932,7 +24262,6 @@
               <w:rPr>
                 <w:sz w:val="19"/>
               </w:rPr>
-              <w:lastRenderedPageBreak/>
               <w:t>BR-5</w:t>
             </w:r>
             <w:r>
@@ -24058,13 +24387,7 @@
               <w:rPr>
                 <w:sz w:val="19"/>
               </w:rPr>
-              <w:t>Only Administrators can create accounts, assign roles or change system configuration.</w:t>
-            </w:r>
-            <w:r>
-              <w:rPr>
-                <w:sz w:val="24"/>
-              </w:rPr>
-              <w:t xml:space="preserve"> </w:t>
+              <w:t>Only Administrators can manage staff/admin accounts, assign or change roles, or change system configuration. Visitors may self-register only as Customers.</w:t>
             </w:r>
           </w:p>
         </w:tc>
@@ -24088,13 +24411,84 @@
               <w:rPr>
                 <w:sz w:val="19"/>
               </w:rPr>
-              <w:t>FR-006</w:t>
-            </w:r>
-            <w:r>
-              <w:rPr>
-                <w:sz w:val="24"/>
-              </w:rPr>
-              <w:t xml:space="preserve"> </w:t>
+              <w:t>FR-006, NFR-002</w:t>
+            </w:r>
+          </w:p>
+        </w:tc>
+      </w:tr>
+      <w:tr>
+        <w:trPr>
+          <w:trHeight w:val="560"/>
+        </w:trPr>
+        <w:tc>
+          <w:tcPr>
+            <w:tcW w:w="783" w:type="dxa"/>
+            <w:tcBorders>
+              <w:top w:val="single" w:sz="8" w:space="0" w:color="000000"/>
+              <w:left w:val="single" w:sz="8" w:space="0" w:color="000000"/>
+              <w:bottom w:val="single" w:sz="8" w:space="0" w:color="000000"/>
+              <w:right w:val="single" w:sz="8" w:space="0" w:color="000000"/>
+            </w:tcBorders>
+          </w:tcPr>
+          <w:p>
+            <w:pPr>
+              <w:spacing w:after="0" w:line="259" w:lineRule="auto"/>
+              <w:ind w:left="89" w:firstLine="0"/>
+              <w:jc w:val="left"/>
+            </w:pPr>
+            <w:r>
+              <w:rPr>
+                <w:sz w:val="19"/>
+              </w:rPr>
+              <w:t>BR-7</w:t>
+            </w:r>
+          </w:p>
+        </w:tc>
+        <w:tc>
+          <w:tcPr>
+            <w:tcW w:w="6780" w:type="dxa"/>
+            <w:tcBorders>
+              <w:top w:val="single" w:sz="8" w:space="0" w:color="000000"/>
+              <w:left w:val="single" w:sz="8" w:space="0" w:color="000000"/>
+              <w:bottom w:val="single" w:sz="8" w:space="0" w:color="000000"/>
+              <w:right w:val="single" w:sz="8" w:space="0" w:color="000000"/>
+            </w:tcBorders>
+          </w:tcPr>
+          <w:p>
+            <w:pPr>
+              <w:spacing w:after="0" w:line="259" w:lineRule="auto"/>
+              <w:ind w:left="15" w:firstLine="0"/>
+              <w:jc w:val="left"/>
+            </w:pPr>
+            <w:r>
+              <w:rPr>
+                <w:sz w:val="19"/>
+              </w:rPr>
+              <w:t>Public customer registration links an existing unlinked customer profile only when email and normalized name match; otherwise it creates a new profile or rejects a conflicting registration. Phone is not part of the current automatic match.</w:t>
+            </w:r>
+          </w:p>
+        </w:tc>
+        <w:tc>
+          <w:tcPr>
+            <w:tcW w:w="1798" w:type="dxa"/>
+            <w:tcBorders>
+              <w:top w:val="single" w:sz="8" w:space="0" w:color="000000"/>
+              <w:left w:val="single" w:sz="8" w:space="0" w:color="000000"/>
+              <w:bottom w:val="single" w:sz="8" w:space="0" w:color="000000"/>
+              <w:right w:val="single" w:sz="8" w:space="0" w:color="000000"/>
+            </w:tcBorders>
+          </w:tcPr>
+          <w:p>
+            <w:pPr>
+              <w:spacing w:after="0" w:line="259" w:lineRule="auto"/>
+              <w:ind w:left="0" w:firstLine="0"/>
+              <w:jc w:val="left"/>
+            </w:pPr>
+            <w:r>
+              <w:rPr>
+                <w:sz w:val="19"/>
+              </w:rPr>
+              <w:t>FR-001, FR-006</w:t>
             </w:r>
           </w:p>
         </w:tc>
@@ -26340,13 +26734,7 @@
               <w:rPr>
                 <w:sz w:val="19"/>
               </w:rPr>
-              <w:t>10</w:t>
-            </w:r>
-            <w:r>
-              <w:rPr>
-                <w:sz w:val="24"/>
-              </w:rPr>
-              <w:t xml:space="preserve"> </w:t>
+              <w:t>36</w:t>
             </w:r>
           </w:p>
         </w:tc>
@@ -26400,13 +26788,7 @@
               <w:rPr>
                 <w:sz w:val="19"/>
               </w:rPr>
-              <w:t>System-generated unique customer identifier</w:t>
-            </w:r>
-            <w:r>
-              <w:rPr>
-                <w:sz w:val="24"/>
-              </w:rPr>
-              <w:t xml:space="preserve"> </w:t>
+              <w:t>System-generated UUID customer identifier</w:t>
             </w:r>
           </w:p>
         </w:tc>
@@ -27057,6 +27439,131 @@
                 <w:sz w:val="24"/>
               </w:rPr>
               <w:t xml:space="preserve"> </w:t>
+            </w:r>
+          </w:p>
+        </w:tc>
+      </w:tr>
+      <w:tr>
+        <w:trPr>
+          <w:trHeight w:val="320"/>
+        </w:trPr>
+        <w:tc>
+          <w:tcPr>
+            <w:tcW w:w="2103" w:type="dxa"/>
+            <w:tcBorders>
+              <w:top w:val="single" w:sz="8" w:space="0" w:color="000000"/>
+              <w:left w:val="single" w:sz="8" w:space="0" w:color="000000"/>
+              <w:bottom w:val="single" w:sz="8" w:space="0" w:color="000000"/>
+              <w:right w:val="single" w:sz="8" w:space="0" w:color="000000"/>
+            </w:tcBorders>
+          </w:tcPr>
+          <w:p>
+            <w:pPr>
+              <w:spacing w:after="0" w:line="259" w:lineRule="auto"/>
+              <w:ind w:left="3" w:firstLine="0"/>
+              <w:jc w:val="left"/>
+            </w:pPr>
+            <w:r>
+              <w:rPr>
+                <w:sz w:val="19"/>
+              </w:rPr>
+              <w:t>User_ID</w:t>
+            </w:r>
+          </w:p>
+        </w:tc>
+        <w:tc>
+          <w:tcPr>
+            <w:tcW w:w="840" w:type="dxa"/>
+            <w:tcBorders>
+              <w:top w:val="single" w:sz="8" w:space="0" w:color="000000"/>
+              <w:left w:val="single" w:sz="8" w:space="0" w:color="000000"/>
+              <w:bottom w:val="single" w:sz="8" w:space="0" w:color="000000"/>
+              <w:right w:val="single" w:sz="8" w:space="0" w:color="000000"/>
+            </w:tcBorders>
+          </w:tcPr>
+          <w:p>
+            <w:pPr>
+              <w:spacing w:after="0" w:line="259" w:lineRule="auto"/>
+              <w:ind w:left="0" w:right="20" w:firstLine="0"/>
+              <w:jc w:val="center"/>
+            </w:pPr>
+            <w:r>
+              <w:rPr>
+                <w:sz w:val="19"/>
+              </w:rPr>
+              <w:t>36</w:t>
+            </w:r>
+          </w:p>
+        </w:tc>
+        <w:tc>
+          <w:tcPr>
+            <w:tcW w:w="1400" w:type="dxa"/>
+            <w:tcBorders>
+              <w:top w:val="single" w:sz="8" w:space="0" w:color="000000"/>
+              <w:left w:val="single" w:sz="8" w:space="0" w:color="000000"/>
+              <w:bottom w:val="single" w:sz="8" w:space="0" w:color="000000"/>
+              <w:right w:val="single" w:sz="8" w:space="0" w:color="000000"/>
+            </w:tcBorders>
+          </w:tcPr>
+          <w:p>
+            <w:pPr>
+              <w:spacing w:after="0" w:line="259" w:lineRule="auto"/>
+              <w:ind w:left="15" w:firstLine="0"/>
+              <w:jc w:val="left"/>
+            </w:pPr>
+            <w:r>
+              <w:rPr>
+                <w:sz w:val="19"/>
+              </w:rPr>
+              <w:t>Alphanumeric</w:t>
+            </w:r>
+          </w:p>
+        </w:tc>
+        <w:tc>
+          <w:tcPr>
+            <w:tcW w:w="3660" w:type="dxa"/>
+            <w:tcBorders>
+              <w:top w:val="single" w:sz="8" w:space="0" w:color="000000"/>
+              <w:left w:val="single" w:sz="8" w:space="0" w:color="000000"/>
+              <w:bottom w:val="single" w:sz="8" w:space="0" w:color="000000"/>
+              <w:right w:val="single" w:sz="8" w:space="0" w:color="000000"/>
+            </w:tcBorders>
+          </w:tcPr>
+          <w:p>
+            <w:pPr>
+              <w:spacing w:after="0" w:line="259" w:lineRule="auto"/>
+              <w:ind w:left="10" w:firstLine="0"/>
+              <w:jc w:val="left"/>
+            </w:pPr>
+            <w:r>
+              <w:rPr>
+                <w:sz w:val="19"/>
+              </w:rPr>
+              <w:t>Optional login account linked to this customer record (foreign key to User); unique when present.</w:t>
+            </w:r>
+          </w:p>
+        </w:tc>
+        <w:tc>
+          <w:tcPr>
+            <w:tcW w:w="1358" w:type="dxa"/>
+            <w:tcBorders>
+              <w:top w:val="single" w:sz="8" w:space="0" w:color="000000"/>
+              <w:left w:val="single" w:sz="8" w:space="0" w:color="000000"/>
+              <w:bottom w:val="single" w:sz="8" w:space="0" w:color="000000"/>
+              <w:right w:val="single" w:sz="8" w:space="0" w:color="000000"/>
+            </w:tcBorders>
+          </w:tcPr>
+          <w:p>
+            <w:pPr>
+              <w:spacing w:after="0" w:line="259" w:lineRule="auto"/>
+              <w:ind w:left="0" w:right="23" w:firstLine="0"/>
+              <w:jc w:val="center"/>
+            </w:pPr>
+            <w:r>
+              <w:rPr>
+                <w:sz w:val="19"/>
+              </w:rPr>
+              <w:t>N</w:t>
             </w:r>
           </w:p>
         </w:tc>
@@ -29596,6 +30103,7 @@
               <w:rPr>
                 <w:sz w:val="19"/>
               </w:rPr>
+              <w:lastRenderedPageBreak/>
               <w:t>Activity_ID</w:t>
             </w:r>
             <w:r>
@@ -29906,7 +30414,6 @@
               <w:rPr>
                 <w:sz w:val="19"/>
               </w:rPr>
-              <w:lastRenderedPageBreak/>
               <w:t>Technician_ID</w:t>
             </w:r>
             <w:r>
@@ -31931,13 +32438,7 @@
               <w:rPr>
                 <w:sz w:val="19"/>
               </w:rPr>
-              <w:t>10</w:t>
-            </w:r>
-            <w:r>
-              <w:rPr>
-                <w:sz w:val="24"/>
-              </w:rPr>
-              <w:t xml:space="preserve"> </w:t>
+              <w:t>36</w:t>
             </w:r>
           </w:p>
         </w:tc>
@@ -31991,13 +32492,7 @@
               <w:rPr>
                 <w:sz w:val="19"/>
               </w:rPr>
-              <w:t>System-generated unique user identifier</w:t>
-            </w:r>
-            <w:r>
-              <w:rPr>
-                <w:sz w:val="24"/>
-              </w:rPr>
-              <w:t xml:space="preserve"> </w:t>
+              <w:t>System-generated UUID user identifier</w:t>
             </w:r>
           </w:p>
         </w:tc>
@@ -32648,6 +33143,131 @@
                 <w:sz w:val="24"/>
               </w:rPr>
               <w:t xml:space="preserve"> </w:t>
+            </w:r>
+          </w:p>
+        </w:tc>
+      </w:tr>
+      <w:tr>
+        <w:trPr>
+          <w:trHeight w:val="540"/>
+        </w:trPr>
+        <w:tc>
+          <w:tcPr>
+            <w:tcW w:w="2103" w:type="dxa"/>
+            <w:tcBorders>
+              <w:top w:val="single" w:sz="8" w:space="0" w:color="000000"/>
+              <w:left w:val="single" w:sz="8" w:space="0" w:color="000000"/>
+              <w:bottom w:val="single" w:sz="8" w:space="0" w:color="000000"/>
+              <w:right w:val="single" w:sz="8" w:space="0" w:color="000000"/>
+            </w:tcBorders>
+          </w:tcPr>
+          <w:p>
+            <w:pPr>
+              <w:spacing w:after="0" w:line="259" w:lineRule="auto"/>
+              <w:ind w:left="3" w:firstLine="0"/>
+              <w:jc w:val="left"/>
+            </w:pPr>
+            <w:r>
+              <w:rPr>
+                <w:sz w:val="19"/>
+              </w:rPr>
+              <w:t>Customer_ID</w:t>
+            </w:r>
+          </w:p>
+        </w:tc>
+        <w:tc>
+          <w:tcPr>
+            <w:tcW w:w="840" w:type="dxa"/>
+            <w:tcBorders>
+              <w:top w:val="single" w:sz="8" w:space="0" w:color="000000"/>
+              <w:left w:val="single" w:sz="8" w:space="0" w:color="000000"/>
+              <w:bottom w:val="single" w:sz="8" w:space="0" w:color="000000"/>
+              <w:right w:val="single" w:sz="8" w:space="0" w:color="000000"/>
+            </w:tcBorders>
+          </w:tcPr>
+          <w:p>
+            <w:pPr>
+              <w:spacing w:after="0" w:line="259" w:lineRule="auto"/>
+              <w:ind w:left="0" w:right="20" w:firstLine="0"/>
+              <w:jc w:val="center"/>
+            </w:pPr>
+            <w:r>
+              <w:rPr>
+                <w:sz w:val="19"/>
+              </w:rPr>
+              <w:t>36</w:t>
+            </w:r>
+          </w:p>
+        </w:tc>
+        <w:tc>
+          <w:tcPr>
+            <w:tcW w:w="1400" w:type="dxa"/>
+            <w:tcBorders>
+              <w:top w:val="single" w:sz="8" w:space="0" w:color="000000"/>
+              <w:left w:val="single" w:sz="8" w:space="0" w:color="000000"/>
+              <w:bottom w:val="single" w:sz="8" w:space="0" w:color="000000"/>
+              <w:right w:val="single" w:sz="8" w:space="0" w:color="000000"/>
+            </w:tcBorders>
+          </w:tcPr>
+          <w:p>
+            <w:pPr>
+              <w:spacing w:after="0" w:line="259" w:lineRule="auto"/>
+              <w:ind w:left="15" w:firstLine="0"/>
+              <w:jc w:val="left"/>
+            </w:pPr>
+            <w:r>
+              <w:rPr>
+                <w:sz w:val="19"/>
+              </w:rPr>
+              <w:t>Alphanumeric</w:t>
+            </w:r>
+          </w:p>
+        </w:tc>
+        <w:tc>
+          <w:tcPr>
+            <w:tcW w:w="3660" w:type="dxa"/>
+            <w:tcBorders>
+              <w:top w:val="single" w:sz="8" w:space="0" w:color="000000"/>
+              <w:left w:val="single" w:sz="8" w:space="0" w:color="000000"/>
+              <w:bottom w:val="single" w:sz="8" w:space="0" w:color="000000"/>
+              <w:right w:val="single" w:sz="8" w:space="0" w:color="000000"/>
+            </w:tcBorders>
+          </w:tcPr>
+          <w:p>
+            <w:pPr>
+              <w:spacing w:after="0" w:line="259" w:lineRule="auto"/>
+              <w:ind w:left="10" w:firstLine="0"/>
+              <w:jc w:val="left"/>
+            </w:pPr>
+            <w:r>
+              <w:rPr>
+                <w:sz w:val="19"/>
+              </w:rPr>
+              <w:t>Linked customer record for a Customer-role account; null for staff/admin accounts.</w:t>
+            </w:r>
+          </w:p>
+        </w:tc>
+        <w:tc>
+          <w:tcPr>
+            <w:tcW w:w="1358" w:type="dxa"/>
+            <w:tcBorders>
+              <w:top w:val="single" w:sz="8" w:space="0" w:color="000000"/>
+              <w:left w:val="single" w:sz="8" w:space="0" w:color="000000"/>
+              <w:bottom w:val="single" w:sz="8" w:space="0" w:color="000000"/>
+              <w:right w:val="single" w:sz="8" w:space="0" w:color="000000"/>
+            </w:tcBorders>
+          </w:tcPr>
+          <w:p>
+            <w:pPr>
+              <w:spacing w:after="0" w:line="259" w:lineRule="auto"/>
+              <w:ind w:left="0" w:right="23" w:firstLine="0"/>
+              <w:jc w:val="center"/>
+            </w:pPr>
+            <w:r>
+              <w:rPr>
+                <w:sz w:val="19"/>
+              </w:rPr>
+              <w:t>N</w:t>
             </w:r>
           </w:p>
         </w:tc>
@@ -32794,6 +33414,7 @@
               <w:rPr>
                 <w:sz w:val="20"/>
               </w:rPr>
+              <w:lastRenderedPageBreak/>
               <w:t>Service_Request_ID</w:t>
             </w:r>
             <w:r>
@@ -33133,7 +33754,6 @@
         <w:ind w:left="301"/>
       </w:pPr>
       <w:r>
-        <w:lastRenderedPageBreak/>
         <w:t xml:space="preserve">Appendix C: Requirement Traceability Matrix </w:t>
       </w:r>
     </w:p>
@@ -33150,14 +33770,14 @@
         <w:tblLook w:val="04A0" w:firstRow="1" w:lastRow="0" w:firstColumn="1" w:lastColumn="0" w:noHBand="0" w:noVBand="1"/>
       </w:tblPr>
       <w:tblGrid>
-        <w:gridCol w:w="443"/>
-        <w:gridCol w:w="1300"/>
-        <w:gridCol w:w="2060"/>
-        <w:gridCol w:w="1300"/>
-        <w:gridCol w:w="1360"/>
-        <w:gridCol w:w="900"/>
-        <w:gridCol w:w="1100"/>
-        <w:gridCol w:w="1000"/>
+        <w:gridCol w:w="373"/>
+        <w:gridCol w:w="1123"/>
+        <w:gridCol w:w="1386"/>
+        <w:gridCol w:w="1202"/>
+        <w:gridCol w:w="1273"/>
+        <w:gridCol w:w="3316"/>
+        <w:gridCol w:w="753"/>
+        <w:gridCol w:w="682"/>
       </w:tblGrid>
       <w:tr>
         <w:trPr>
@@ -33546,13 +34166,7 @@
               <w:rPr>
                 <w:sz w:val="17"/>
               </w:rPr>
-              <w:t>Register and maintain customer and vehicle records</w:t>
-            </w:r>
-            <w:r>
-              <w:rPr>
-                <w:sz w:val="24"/>
-              </w:rPr>
-              <w:t xml:space="preserve"> </w:t>
+              <w:t>Register/maintain customer and vehicle records; self-register Customer account and safely link matching existing profile</w:t>
             </w:r>
           </w:p>
         </w:tc>
@@ -33688,13 +34302,7 @@
               <w:rPr>
                 <w:sz w:val="17"/>
               </w:rPr>
-              <w:t>TBD</w:t>
-            </w:r>
-            <w:r>
-              <w:rPr>
-                <w:sz w:val="24"/>
-              </w:rPr>
-              <w:t xml:space="preserve"> </w:t>
+              <w:t>client/src/auth/SignIn.tsx; src/routes/auth.ts; src/routes/customers.ts</w:t>
             </w:r>
           </w:p>
         </w:tc>
@@ -35096,13 +35704,7 @@
               <w:rPr>
                 <w:sz w:val="17"/>
               </w:rPr>
-              <w:t>Manage users, roles/access and system configuration</w:t>
-            </w:r>
-            <w:r>
-              <w:rPr>
-                <w:sz w:val="24"/>
-              </w:rPr>
-              <w:t xml:space="preserve"> </w:t>
+              <w:t>Manage user accounts and role-based access; public registration is Customer-only</w:t>
             </w:r>
           </w:p>
         </w:tc>
@@ -35238,13 +35840,7 @@
               <w:rPr>
                 <w:sz w:val="17"/>
               </w:rPr>
-              <w:t>TBD</w:t>
-            </w:r>
-            <w:r>
-              <w:rPr>
-                <w:sz w:val="24"/>
-              </w:rPr>
-              <w:t xml:space="preserve"> </w:t>
+              <w:t>client/src/features/users/UserManagement.tsx; client/src/App.tsx; src/routes/admin.ts</w:t>
             </w:r>
           </w:p>
         </w:tc>
@@ -35591,6 +36187,7 @@
               <w:rPr>
                 <w:sz w:val="17"/>
               </w:rPr>
+              <w:lastRenderedPageBreak/>
               <w:t>8</w:t>
             </w:r>
             <w:r>
@@ -38154,6 +38751,7 @@
   <w:style w:type="paragraph" w:styleId="TOC1">
     <w:name w:val="toc 1"/>
     <w:hidden/>
+    <w:uiPriority w:val="39"/>
     <w:pPr>
       <w:spacing w:after="3" w:line="259" w:lineRule="auto"/>
       <w:ind w:left="331" w:right="302" w:hanging="10"/>
@@ -38177,6 +38775,17 @@
         <w:right w:w="0" w:type="dxa"/>
       </w:tblCellMar>
     </w:tblPr>
+  </w:style>
+  <w:style w:type="character" w:styleId="Hyperlink">
+    <w:name w:val="Hyperlink"/>
+    <w:basedOn w:val="DefaultParagraphFont"/>
+    <w:uiPriority w:val="99"/>
+    <w:unhideWhenUsed/>
+    <w:rsid w:val="00DE24A0"/>
+    <w:rPr>
+      <w:color w:val="0563C1" w:themeColor="hyperlink"/>
+      <w:u w:val="single"/>
+    </w:rPr>
   </w:style>
 </w:styles>
 </file>
